--- a/Taylor/PHP React C++/Taylor Pentz.docx
+++ b/Taylor/PHP React C++/Taylor Pentz.docx
@@ -10,8 +10,9 @@
         <w:jc w:val="center"/>
         <w:rPr>
           <w:rFonts w:ascii="Times New Roman" w:eastAsia="Times New Roman" w:hAnsi="Times New Roman" w:cs="Times New Roman"/>
-          <w:sz w:val="24"/>
-          <w:szCs w:val="24"/>
+          <w:sz w:val="28"/>
+          <w:szCs w:val="24"/>
+          <w:u w:val="single"/>
         </w:rPr>
       </w:pPr>
       <w:r>
@@ -84,28 +85,37 @@
           <w:sz w:val="24"/>
           <w:szCs w:val="24"/>
         </w:rPr>
-        <w:t xml:space="preserve"> | 1601 Larkin, High Point, NC | +1 8042860439</w:t>
-      </w:r>
-    </w:p>
-    <w:p>
-      <w:pPr>
-        <w:shd w:val="clear" w:color="auto" w:fill="DBE5F1" w:themeFill="accent1" w:themeFillTint="33"/>
-        <w:spacing w:after="0" w:line="240" w:lineRule="auto"/>
-        <w:contextualSpacing/>
-        <w:jc w:val="center"/>
+        <w:t xml:space="preserve"> | 1601 Larkin, High Point, NC | </w:t>
+      </w:r>
+      <w:r>
         <w:rPr>
           <w:rFonts w:ascii="Times New Roman" w:eastAsia="Times New Roman" w:hAnsi="Times New Roman" w:cs="Times New Roman"/>
-          <w:sz w:val="28"/>
-          <w:szCs w:val="24"/>
-          <w:u w:val="single"/>
-        </w:rPr>
-      </w:pPr>
+          <w:sz w:val="24"/>
+          <w:szCs w:val="24"/>
+        </w:rPr>
+        <w:t>+1 (980) 981-4522</w:t>
+      </w:r>
+      <w:r>
+        <w:rPr>
+          <w:rFonts w:ascii="Times New Roman" w:eastAsia="Times New Roman" w:hAnsi="Times New Roman" w:cs="Times New Roman"/>
+          <w:sz w:val="24"/>
+          <w:szCs w:val="24"/>
+        </w:rPr>
+        <w:t xml:space="preserve"> </w:t>
+      </w:r>
       <w:r>
         <w:rPr>
           <w:rFonts w:ascii="Times New Roman" w:hAnsi="Times New Roman" w:cs="Times New Roman"/>
           <w:sz w:val="24"/>
         </w:rPr>
-        <w:t>https://www.linkedin.com/in/taylor-pentz-698a98381/</w:t>
+        <w:t>https://www.linkedin.com/in/taylor-pentz-10a92a3aa</w:t>
+      </w:r>
+      <w:r>
+        <w:rPr>
+          <w:rFonts w:ascii="Times New Roman" w:hAnsi="Times New Roman" w:cs="Times New Roman"/>
+          <w:sz w:val="24"/>
+        </w:rPr>
+        <w:t xml:space="preserve"> </w:t>
       </w:r>
       <w:bookmarkStart w:id="0" w:name="_GoBack"/>
       <w:bookmarkEnd w:id="0"/>
@@ -5814,7 +5824,7 @@
 </file>
 
 <file path=customXml/itemProps1.xml><?xml version="1.0" encoding="utf-8"?>
-<ds:datastoreItem xmlns:ds="http://schemas.openxmlformats.org/officeDocument/2006/customXml" ds:itemID="{F4CB9041-7C65-43A1-B0AA-EBF2297BB3AB}">
+<ds:datastoreItem xmlns:ds="http://schemas.openxmlformats.org/officeDocument/2006/customXml" ds:itemID="{71DD75E7-8EEE-4BCB-BCE5-12AA01986D72}">
   <ds:schemaRefs>
     <ds:schemaRef ds:uri="http://schemas.openxmlformats.org/officeDocument/2006/bibliography"/>
   </ds:schemaRefs>

--- a/Taylor/PHP React C++/Taylor Pentz.docx
+++ b/Taylor/PHP React C++/Taylor Pentz.docx
@@ -108,17 +108,17 @@
           <w:rFonts w:ascii="Times New Roman" w:hAnsi="Times New Roman" w:cs="Times New Roman"/>
           <w:sz w:val="24"/>
         </w:rPr>
-        <w:t>https://www.linkedin.com/in/taylor-pentz-10a92a3aa</w:t>
-      </w:r>
-      <w:r>
-        <w:rPr>
-          <w:rFonts w:ascii="Times New Roman" w:hAnsi="Times New Roman" w:cs="Times New Roman"/>
-          <w:sz w:val="24"/>
-        </w:rPr>
-        <w:t xml:space="preserve"> </w:t>
+        <w:t>https://www.linkedin.com/in/taylor-p-b0389a3ba</w:t>
       </w:r>
       <w:bookmarkStart w:id="0" w:name="_GoBack"/>
       <w:bookmarkEnd w:id="0"/>
+      <w:r>
+        <w:rPr>
+          <w:rFonts w:ascii="Times New Roman" w:hAnsi="Times New Roman" w:cs="Times New Roman"/>
+          <w:sz w:val="24"/>
+        </w:rPr>
+        <w:t xml:space="preserve"> </w:t>
+      </w:r>
     </w:p>
     <w:p>
       <w:pPr>
@@ -330,25 +330,7 @@
           <w:sz w:val="24"/>
           <w:szCs w:val="24"/>
         </w:rPr>
-        <w:t xml:space="preserve"> </w:t>
-      </w:r>
-      <w:proofErr w:type="spellStart"/>
-      <w:r>
-        <w:rPr>
-          <w:rFonts w:asciiTheme="majorBidi" w:hAnsiTheme="majorBidi" w:cstheme="majorBidi"/>
-          <w:sz w:val="24"/>
-          <w:szCs w:val="24"/>
-        </w:rPr>
-        <w:t>RESTful</w:t>
-      </w:r>
-      <w:proofErr w:type="spellEnd"/>
-      <w:r>
-        <w:rPr>
-          <w:rFonts w:asciiTheme="majorBidi" w:hAnsiTheme="majorBidi" w:cstheme="majorBidi"/>
-          <w:sz w:val="24"/>
-          <w:szCs w:val="24"/>
-        </w:rPr>
-        <w:t xml:space="preserve"> APIs, </w:t>
+        <w:t xml:space="preserve"> RESTful APIs, </w:t>
       </w:r>
       <w:proofErr w:type="spellStart"/>
       <w:r>
@@ -450,7 +432,7 @@
           <w:sz w:val="24"/>
           <w:szCs w:val="24"/>
         </w:rPr>
-        <w:t xml:space="preserve"> </w:t>
+        <w:t xml:space="preserve"> PostgreSQL, MySQL, MongoDB, </w:t>
       </w:r>
       <w:proofErr w:type="spellStart"/>
       <w:r>
@@ -459,7 +441,7 @@
           <w:sz w:val="24"/>
           <w:szCs w:val="24"/>
         </w:rPr>
-        <w:t>PostgreSQL</w:t>
+        <w:t>Redis</w:t>
       </w:r>
       <w:proofErr w:type="spellEnd"/>
       <w:r>
@@ -468,7 +450,7 @@
           <w:sz w:val="24"/>
           <w:szCs w:val="24"/>
         </w:rPr>
-        <w:t xml:space="preserve">, MySQL, </w:t>
+        <w:t xml:space="preserve">, </w:t>
       </w:r>
       <w:proofErr w:type="spellStart"/>
       <w:r>
@@ -477,7 +459,7 @@
           <w:sz w:val="24"/>
           <w:szCs w:val="24"/>
         </w:rPr>
-        <w:t>MongoDB</w:t>
+        <w:t>DynamoDB</w:t>
       </w:r>
       <w:proofErr w:type="spellEnd"/>
       <w:r>
@@ -486,61 +468,7 @@
           <w:sz w:val="24"/>
           <w:szCs w:val="24"/>
         </w:rPr>
-        <w:t xml:space="preserve">, </w:t>
-      </w:r>
-      <w:proofErr w:type="spellStart"/>
-      <w:r>
-        <w:rPr>
-          <w:rFonts w:asciiTheme="majorBidi" w:hAnsiTheme="majorBidi" w:cstheme="majorBidi"/>
-          <w:sz w:val="24"/>
-          <w:szCs w:val="24"/>
-        </w:rPr>
-        <w:t>Redis</w:t>
-      </w:r>
-      <w:proofErr w:type="spellEnd"/>
-      <w:r>
-        <w:rPr>
-          <w:rFonts w:asciiTheme="majorBidi" w:hAnsiTheme="majorBidi" w:cstheme="majorBidi"/>
-          <w:sz w:val="24"/>
-          <w:szCs w:val="24"/>
-        </w:rPr>
-        <w:t xml:space="preserve">, </w:t>
-      </w:r>
-      <w:proofErr w:type="spellStart"/>
-      <w:r>
-        <w:rPr>
-          <w:rFonts w:asciiTheme="majorBidi" w:hAnsiTheme="majorBidi" w:cstheme="majorBidi"/>
-          <w:sz w:val="24"/>
-          <w:szCs w:val="24"/>
-        </w:rPr>
-        <w:t>DynamoDB</w:t>
-      </w:r>
-      <w:proofErr w:type="spellEnd"/>
-      <w:r>
-        <w:rPr>
-          <w:rFonts w:asciiTheme="majorBidi" w:hAnsiTheme="majorBidi" w:cstheme="majorBidi"/>
-          <w:sz w:val="24"/>
-          <w:szCs w:val="24"/>
-        </w:rPr>
-        <w:t xml:space="preserve"> (SQL &amp; </w:t>
-      </w:r>
-      <w:proofErr w:type="spellStart"/>
-      <w:r>
-        <w:rPr>
-          <w:rFonts w:asciiTheme="majorBidi" w:hAnsiTheme="majorBidi" w:cstheme="majorBidi"/>
-          <w:sz w:val="24"/>
-          <w:szCs w:val="24"/>
-        </w:rPr>
-        <w:t>NoSQL</w:t>
-      </w:r>
-      <w:proofErr w:type="spellEnd"/>
-      <w:r>
-        <w:rPr>
-          <w:rFonts w:asciiTheme="majorBidi" w:hAnsiTheme="majorBidi" w:cstheme="majorBidi"/>
-          <w:sz w:val="24"/>
-          <w:szCs w:val="24"/>
-        </w:rPr>
-        <w:t>)</w:t>
+        <w:t xml:space="preserve"> (SQL &amp; NoSQL)</w:t>
       </w:r>
     </w:p>
     <w:p>
@@ -558,7 +486,6 @@
           <w:szCs w:val="24"/>
         </w:rPr>
       </w:pPr>
-      <w:proofErr w:type="spellStart"/>
       <w:r>
         <w:rPr>
           <w:rStyle w:val="Strong"/>
@@ -566,43 +493,15 @@
           <w:sz w:val="24"/>
           <w:szCs w:val="24"/>
         </w:rPr>
-        <w:t>DevOps</w:t>
-      </w:r>
-      <w:proofErr w:type="spellEnd"/>
-      <w:r>
-        <w:rPr>
-          <w:rStyle w:val="Strong"/>
+        <w:t>DevOps &amp; Tools:</w:t>
+      </w:r>
+      <w:r>
+        <w:rPr>
           <w:rFonts w:asciiTheme="majorBidi" w:hAnsiTheme="majorBidi" w:cstheme="majorBidi"/>
           <w:sz w:val="24"/>
           <w:szCs w:val="24"/>
         </w:rPr>
-        <w:t xml:space="preserve"> &amp; Tools:</w:t>
-      </w:r>
-      <w:r>
-        <w:rPr>
-          <w:rFonts w:asciiTheme="majorBidi" w:hAnsiTheme="majorBidi" w:cstheme="majorBidi"/>
-          <w:sz w:val="24"/>
-          <w:szCs w:val="24"/>
-        </w:rPr>
-        <w:t xml:space="preserve"> </w:t>
-      </w:r>
-      <w:proofErr w:type="spellStart"/>
-      <w:r>
-        <w:rPr>
-          <w:rFonts w:asciiTheme="majorBidi" w:hAnsiTheme="majorBidi" w:cstheme="majorBidi"/>
-          <w:sz w:val="24"/>
-          <w:szCs w:val="24"/>
-        </w:rPr>
-        <w:t>Docker</w:t>
-      </w:r>
-      <w:proofErr w:type="spellEnd"/>
-      <w:r>
-        <w:rPr>
-          <w:rFonts w:asciiTheme="majorBidi" w:hAnsiTheme="majorBidi" w:cstheme="majorBidi"/>
-          <w:sz w:val="24"/>
-          <w:szCs w:val="24"/>
-        </w:rPr>
-        <w:t xml:space="preserve">, </w:t>
+        <w:t xml:space="preserve"> Docker, </w:t>
       </w:r>
       <w:proofErr w:type="spellStart"/>
       <w:r>
@@ -689,25 +588,7 @@
           <w:sz w:val="24"/>
           <w:szCs w:val="24"/>
         </w:rPr>
-        <w:t xml:space="preserve"> Agile, Scrum, Debugging, </w:t>
-      </w:r>
-      <w:proofErr w:type="spellStart"/>
-      <w:r>
-        <w:rPr>
-          <w:rFonts w:asciiTheme="majorBidi" w:hAnsiTheme="majorBidi" w:cstheme="majorBidi"/>
-          <w:sz w:val="24"/>
-          <w:szCs w:val="24"/>
-        </w:rPr>
-        <w:t>Observability</w:t>
-      </w:r>
-      <w:proofErr w:type="spellEnd"/>
-      <w:r>
-        <w:rPr>
-          <w:rFonts w:asciiTheme="majorBidi" w:hAnsiTheme="majorBidi" w:cstheme="majorBidi"/>
-          <w:sz w:val="24"/>
-          <w:szCs w:val="24"/>
-        </w:rPr>
-        <w:t>, Media Ingestion, Encoding Optimization</w:t>
+        <w:t xml:space="preserve"> Agile, Scrum, Debugging, Observability, Media Ingestion, Encoding Optimization</w:t>
       </w:r>
     </w:p>
     <w:p>
@@ -1060,15 +941,7 @@
       </w:r>
       <w:proofErr w:type="spellEnd"/>
       <w:r>
-        <w:t xml:space="preserve"> and </w:t>
-      </w:r>
-      <w:proofErr w:type="spellStart"/>
-      <w:r>
-        <w:t>MongoDB</w:t>
-      </w:r>
-      <w:proofErr w:type="spellEnd"/>
-      <w:r>
-        <w:t>, cutting processing time by over 50%.</w:t>
+        <w:t xml:space="preserve"> and MongoDB, cutting processing time by over 50%.</w:t>
       </w:r>
     </w:p>
     <w:p>
@@ -1120,23 +993,7 @@
         <w:jc w:val="both"/>
       </w:pPr>
       <w:r>
-        <w:t xml:space="preserve">Partnered with </w:t>
-      </w:r>
-      <w:proofErr w:type="spellStart"/>
-      <w:r>
-        <w:t>DevOps</w:t>
-      </w:r>
-      <w:proofErr w:type="spellEnd"/>
-      <w:r>
-        <w:t xml:space="preserve"> to containerize backend services using </w:t>
-      </w:r>
-      <w:proofErr w:type="spellStart"/>
-      <w:r>
-        <w:t>Docker</w:t>
-      </w:r>
-      <w:proofErr w:type="spellEnd"/>
-      <w:r>
-        <w:t xml:space="preserve"> and improved pipeline automation for QA deployments.</w:t>
+        <w:t>Partnered with DevOps to containerize backend services using Docker and improved pipeline automation for QA deployments.</w:t>
       </w:r>
     </w:p>
     <w:p>
@@ -1413,25 +1270,7 @@
           <w:sz w:val="24"/>
           <w:szCs w:val="24"/>
         </w:rPr>
-        <w:t xml:space="preserve">Used SQL and </w:t>
-      </w:r>
-      <w:proofErr w:type="spellStart"/>
-      <w:r>
-        <w:rPr>
-          <w:rFonts w:ascii="Times New Roman" w:eastAsia="Times New Roman" w:hAnsi="Times New Roman" w:cs="Times New Roman"/>
-          <w:sz w:val="24"/>
-          <w:szCs w:val="24"/>
-        </w:rPr>
-        <w:t>NoSQL</w:t>
-      </w:r>
-      <w:proofErr w:type="spellEnd"/>
-      <w:r>
-        <w:rPr>
-          <w:rFonts w:ascii="Times New Roman" w:eastAsia="Times New Roman" w:hAnsi="Times New Roman" w:cs="Times New Roman"/>
-          <w:sz w:val="24"/>
-          <w:szCs w:val="24"/>
-        </w:rPr>
-        <w:t xml:space="preserve"> stores interchangeably for metadata and streaming content logs depending on access patterns and query profiles.</w:t>
+        <w:t>Used SQL and NoSQL stores interchangeably for metadata and streaming content logs depending on access patterns and query profiles.</w:t>
       </w:r>
     </w:p>
     <w:p>
@@ -1858,19 +1697,11 @@
         </w:numPr>
         <w:jc w:val="both"/>
       </w:pPr>
-      <w:proofErr w:type="spellStart"/>
       <w:r>
         <w:rPr>
           <w:rStyle w:val="Strong"/>
         </w:rPr>
-        <w:t>MongoDB</w:t>
-      </w:r>
-      <w:proofErr w:type="spellEnd"/>
-      <w:r>
-        <w:rPr>
-          <w:rStyle w:val="Strong"/>
-        </w:rPr>
-        <w:t xml:space="preserve"> Developer Certification</w:t>
+        <w:t>MongoDB Developer Certification</w:t>
       </w:r>
     </w:p>
     <w:p>
@@ -1886,21 +1717,7 @@
         <w:rPr>
           <w:rStyle w:val="Strong"/>
         </w:rPr>
-        <w:t xml:space="preserve">PHP </w:t>
-      </w:r>
-      <w:proofErr w:type="spellStart"/>
-      <w:r>
-        <w:rPr>
-          <w:rStyle w:val="Strong"/>
-        </w:rPr>
-        <w:t>Zend</w:t>
-      </w:r>
-      <w:proofErr w:type="spellEnd"/>
-      <w:r>
-        <w:rPr>
-          <w:rStyle w:val="Strong"/>
-        </w:rPr>
-        <w:t xml:space="preserve"> Certified Engineer (ZCE)</w:t>
+        <w:t>PHP Zend Certified Engineer (ZCE)</w:t>
       </w:r>
     </w:p>
     <w:p>
@@ -5824,7 +5641,7 @@
 </file>
 
 <file path=customXml/itemProps1.xml><?xml version="1.0" encoding="utf-8"?>
-<ds:datastoreItem xmlns:ds="http://schemas.openxmlformats.org/officeDocument/2006/customXml" ds:itemID="{71DD75E7-8EEE-4BCB-BCE5-12AA01986D72}">
+<ds:datastoreItem xmlns:ds="http://schemas.openxmlformats.org/officeDocument/2006/customXml" ds:itemID="{7A2C18D7-5BFC-405D-8732-A23BAA5E8459}">
   <ds:schemaRefs>
     <ds:schemaRef ds:uri="http://schemas.openxmlformats.org/officeDocument/2006/bibliography"/>
   </ds:schemaRefs>
